--- a/output/documentation-2026-09-28/07_Соответствие_ТЗ_QA.docx
+++ b/output/documentation-2026-09-28/07_Соответствие_ТЗ_QA.docx
@@ -48,7 +48,7 @@
         <w:jc w:val="center"/>
       </w:pPr>
       <w:r>
-        <w:t>Программная версия 9fb10f8</w:t>
+        <w:t>Программная версия v1.0</w:t>
       </w:r>
     </w:p>
     <w:p>
@@ -330,7 +330,7 @@
     </w:p>
     <w:p>
       <w:r>
-        <w:t>Основание — окончательный текст ТЗ «Учебное программное обеспечение для подготовки оператора ДДС города Москвы с использованием искусственного интеллекта», предоставленные изображения АРМ, памятки и уточнения заказчика в Q&amp;A и сообщениях от 21 сентября. Версия программы — 9fb10f8.</w:t>
+        <w:t>Основание — окончательный текст ТЗ «Учебное программное обеспечение для подготовки оператора ДДС города Москвы с использованием искусственного интеллекта», предоставленные изображения АРМ, памятки и уточнения заказчика в Q&amp;A и сообщениях от 21 сентября. Версия программы — v1.0.</w:t>
       </w:r>
     </w:p>
     <w:p>

--- a/output/documentation-2026-09-28/07_Соответствие_ТЗ_QA.docx
+++ b/output/documentation-2026-09-28/07_Соответствие_ТЗ_QA.docx
@@ -4988,9 +4988,9 @@
         </w:tblBorders>
       </w:tblPr>
       <w:tblGrid>
-        <w:gridCol w:w="2670"/>
-        <w:gridCol w:w="4673"/>
-        <w:gridCol w:w="2011"/>
+        <w:gridCol w:w="2644"/>
+        <w:gridCol w:w="4778"/>
+        <w:gridCol w:w="1932"/>
       </w:tblGrid>
       <w:tr>
         <w:trPr>
@@ -4999,7 +4999,7 @@
         </w:trPr>
         <w:tc>
           <w:tcPr>
-            <w:tcW w:type="dxa" w:w="2670"/>
+            <w:tcW w:type="dxa" w:w="2644"/>
             <w:tcMar>
               <w:top w:w="80" w:type="dxa"/>
               <w:left w:w="80" w:type="dxa"/>
@@ -5025,7 +5025,7 @@
         </w:tc>
         <w:tc>
           <w:tcPr>
-            <w:tcW w:type="dxa" w:w="4673"/>
+            <w:tcW w:type="dxa" w:w="4778"/>
             <w:tcMar>
               <w:top w:w="80" w:type="dxa"/>
               <w:left w:w="80" w:type="dxa"/>
@@ -5051,7 +5051,7 @@
         </w:tc>
         <w:tc>
           <w:tcPr>
-            <w:tcW w:type="dxa" w:w="2011"/>
+            <w:tcW w:type="dxa" w:w="1932"/>
             <w:tcMar>
               <w:top w:w="80" w:type="dxa"/>
               <w:left w:w="80" w:type="dxa"/>
@@ -5082,7 +5082,7 @@
         </w:trPr>
         <w:tc>
           <w:tcPr>
-            <w:tcW w:type="dxa" w:w="2670"/>
+            <w:tcW w:type="dxa" w:w="2644"/>
             <w:tcMar>
               <w:top w:w="80" w:type="dxa"/>
               <w:left w:w="80" w:type="dxa"/>
@@ -5107,7 +5107,7 @@
         </w:tc>
         <w:tc>
           <w:tcPr>
-            <w:tcW w:type="dxa" w:w="4673"/>
+            <w:tcW w:type="dxa" w:w="4778"/>
             <w:tcMar>
               <w:top w:w="80" w:type="dxa"/>
               <w:left w:w="80" w:type="dxa"/>
@@ -5132,7 +5132,7 @@
         </w:tc>
         <w:tc>
           <w:tcPr>
-            <w:tcW w:type="dxa" w:w="2011"/>
+            <w:tcW w:type="dxa" w:w="1932"/>
             <w:tcMar>
               <w:top w:w="80" w:type="dxa"/>
               <w:left w:w="80" w:type="dxa"/>
@@ -5162,7 +5162,7 @@
         </w:trPr>
         <w:tc>
           <w:tcPr>
-            <w:tcW w:type="dxa" w:w="2670"/>
+            <w:tcW w:type="dxa" w:w="2644"/>
             <w:tcMar>
               <w:top w:w="80" w:type="dxa"/>
               <w:left w:w="80" w:type="dxa"/>
@@ -5181,13 +5181,13 @@
                 <w:b w:val="0"/>
                 <w:sz w:val="22"/>
               </w:rPr>
-              <w:t>Раздел 10, корректировка ИИ</w:t>
+              <w:t>Раздел 10, ролевая модель</w:t>
             </w:r>
           </w:p>
         </w:tc>
         <w:tc>
           <w:tcPr>
-            <w:tcW w:type="dxa" w:w="4673"/>
+            <w:tcW w:type="dxa" w:w="4778"/>
             <w:tcMar>
               <w:top w:w="80" w:type="dxa"/>
               <w:left w:w="80" w:type="dxa"/>
@@ -5206,13 +5206,13 @@
                 <w:b w:val="0"/>
                 <w:sz w:val="22"/>
               </w:rPr>
-              <w:t>Комментарий преподавателя и новая версия черновика</w:t>
+              <w:t>Профиль ДДС занятия отбирает в ленту только события своей службы</w:t>
             </w:r>
           </w:p>
         </w:tc>
         <w:tc>
           <w:tcPr>
-            <w:tcW w:type="dxa" w:w="2011"/>
+            <w:tcW w:type="dxa" w:w="1932"/>
             <w:tcMar>
               <w:top w:w="80" w:type="dxa"/>
               <w:left w:w="80" w:type="dxa"/>
@@ -5242,7 +5242,7 @@
         </w:trPr>
         <w:tc>
           <w:tcPr>
-            <w:tcW w:type="dxa" w:w="2670"/>
+            <w:tcW w:type="dxa" w:w="2644"/>
             <w:tcMar>
               <w:top w:w="80" w:type="dxa"/>
               <w:left w:w="80" w:type="dxa"/>
@@ -5261,13 +5261,13 @@
                 <w:b w:val="0"/>
                 <w:sz w:val="22"/>
               </w:rPr>
-              <w:t>Раздел 10, грамматика</w:t>
+              <w:t>Раздел 10, корректировка ИИ</w:t>
             </w:r>
           </w:p>
         </w:tc>
         <w:tc>
           <w:tcPr>
-            <w:tcW w:type="dxa" w:w="4673"/>
+            <w:tcW w:type="dxa" w:w="4778"/>
             <w:tcMar>
               <w:top w:w="80" w:type="dxa"/>
               <w:left w:w="80" w:type="dxa"/>
@@ -5286,13 +5286,13 @@
                 <w:b w:val="0"/>
                 <w:sz w:val="22"/>
               </w:rPr>
-              <w:t>Принудительная локальная проверка, опечатки в адресе — критические</w:t>
+              <w:t>Комментарий преподавателя и новая версия черновика</w:t>
             </w:r>
           </w:p>
         </w:tc>
         <w:tc>
           <w:tcPr>
-            <w:tcW w:type="dxa" w:w="2011"/>
+            <w:tcW w:type="dxa" w:w="1932"/>
             <w:tcMar>
               <w:top w:w="80" w:type="dxa"/>
               <w:left w:w="80" w:type="dxa"/>
@@ -5322,7 +5322,87 @@
         </w:trPr>
         <w:tc>
           <w:tcPr>
-            <w:tcW w:type="dxa" w:w="2670"/>
+            <w:tcW w:type="dxa" w:w="2644"/>
+            <w:tcMar>
+              <w:top w:w="80" w:type="dxa"/>
+              <w:left w:w="80" w:type="dxa"/>
+              <w:bottom w:w="80" w:type="dxa"/>
+              <w:right w:w="80" w:type="dxa"/>
+            </w:tcMar>
+          </w:tcPr>
+          <w:p>
+            <w:pPr>
+              <w:keepNext w:val="0"/>
+              <w:spacing w:line="252" w:lineRule="auto" w:after="60"/>
+              <w:ind w:firstLine="0"/>
+            </w:pPr>
+            <w:r>
+              <w:rPr>
+                <w:b w:val="0"/>
+                <w:sz w:val="22"/>
+              </w:rPr>
+              <w:t>Раздел 10, грамматика</w:t>
+            </w:r>
+          </w:p>
+        </w:tc>
+        <w:tc>
+          <w:tcPr>
+            <w:tcW w:type="dxa" w:w="4778"/>
+            <w:tcMar>
+              <w:top w:w="80" w:type="dxa"/>
+              <w:left w:w="80" w:type="dxa"/>
+              <w:bottom w:w="80" w:type="dxa"/>
+              <w:right w:w="80" w:type="dxa"/>
+            </w:tcMar>
+          </w:tcPr>
+          <w:p>
+            <w:pPr>
+              <w:keepNext w:val="0"/>
+              <w:spacing w:line="252" w:lineRule="auto" w:after="60"/>
+              <w:ind w:firstLine="0"/>
+            </w:pPr>
+            <w:r>
+              <w:rPr>
+                <w:b w:val="0"/>
+                <w:sz w:val="22"/>
+              </w:rPr>
+              <w:t>Принудительная локальная проверка, опечатки в адресе — критические</w:t>
+            </w:r>
+          </w:p>
+        </w:tc>
+        <w:tc>
+          <w:tcPr>
+            <w:tcW w:type="dxa" w:w="1932"/>
+            <w:tcMar>
+              <w:top w:w="80" w:type="dxa"/>
+              <w:left w:w="80" w:type="dxa"/>
+              <w:bottom w:w="80" w:type="dxa"/>
+              <w:right w:w="80" w:type="dxa"/>
+            </w:tcMar>
+          </w:tcPr>
+          <w:p>
+            <w:pPr>
+              <w:keepNext w:val="0"/>
+              <w:spacing w:line="252" w:lineRule="auto" w:after="60"/>
+              <w:ind w:firstLine="0"/>
+            </w:pPr>
+            <w:r>
+              <w:rPr>
+                <w:b w:val="0"/>
+                <w:sz w:val="22"/>
+              </w:rPr>
+              <w:t>Реализовано</w:t>
+            </w:r>
+          </w:p>
+        </w:tc>
+      </w:tr>
+      <w:tr>
+        <w:trPr>
+          <w:cantSplit/>
+        </w:trPr>
+        <w:tc>
+          <w:tcPr>
+            <w:tcW w:type="dxa" w:w="2644"/>
             <w:tcMar>
               <w:top w:w="80" w:type="dxa"/>
               <w:left w:w="80" w:type="dxa"/>
@@ -5347,7 +5427,7 @@
         </w:tc>
         <w:tc>
           <w:tcPr>
-            <w:tcW w:type="dxa" w:w="4673"/>
+            <w:tcW w:type="dxa" w:w="4778"/>
             <w:tcMar>
               <w:top w:w="80" w:type="dxa"/>
               <w:left w:w="80" w:type="dxa"/>
@@ -5372,7 +5452,7 @@
         </w:tc>
         <w:tc>
           <w:tcPr>
-            <w:tcW w:type="dxa" w:w="2011"/>
+            <w:tcW w:type="dxa" w:w="1932"/>
             <w:tcMar>
               <w:top w:w="80" w:type="dxa"/>
               <w:left w:w="80" w:type="dxa"/>
@@ -5402,7 +5482,7 @@
         </w:trPr>
         <w:tc>
           <w:tcPr>
-            <w:tcW w:type="dxa" w:w="2670"/>
+            <w:tcW w:type="dxa" w:w="2644"/>
             <w:tcMar>
               <w:top w:w="80" w:type="dxa"/>
               <w:left w:w="80" w:type="dxa"/>
@@ -5427,7 +5507,7 @@
         </w:tc>
         <w:tc>
           <w:tcPr>
-            <w:tcW w:type="dxa" w:w="4673"/>
+            <w:tcW w:type="dxa" w:w="4778"/>
             <w:tcMar>
               <w:top w:w="80" w:type="dxa"/>
               <w:left w:w="80" w:type="dxa"/>
@@ -5452,7 +5532,7 @@
         </w:tc>
         <w:tc>
           <w:tcPr>
-            <w:tcW w:type="dxa" w:w="2011"/>
+            <w:tcW w:type="dxa" w:w="1932"/>
             <w:tcMar>
               <w:top w:w="80" w:type="dxa"/>
               <w:left w:w="80" w:type="dxa"/>
@@ -5482,7 +5562,7 @@
         </w:trPr>
         <w:tc>
           <w:tcPr>
-            <w:tcW w:type="dxa" w:w="2670"/>
+            <w:tcW w:type="dxa" w:w="2644"/>
             <w:tcMar>
               <w:top w:w="80" w:type="dxa"/>
               <w:left w:w="80" w:type="dxa"/>
@@ -5507,7 +5587,7 @@
         </w:tc>
         <w:tc>
           <w:tcPr>
-            <w:tcW w:type="dxa" w:w="4673"/>
+            <w:tcW w:type="dxa" w:w="4778"/>
             <w:tcMar>
               <w:top w:w="80" w:type="dxa"/>
               <w:left w:w="80" w:type="dxa"/>
@@ -5532,7 +5612,7 @@
         </w:tc>
         <w:tc>
           <w:tcPr>
-            <w:tcW w:type="dxa" w:w="2011"/>
+            <w:tcW w:type="dxa" w:w="1932"/>
             <w:tcMar>
               <w:top w:w="80" w:type="dxa"/>
               <w:left w:w="80" w:type="dxa"/>
@@ -5562,7 +5642,7 @@
         </w:trPr>
         <w:tc>
           <w:tcPr>
-            <w:tcW w:type="dxa" w:w="2670"/>
+            <w:tcW w:type="dxa" w:w="2644"/>
             <w:tcMar>
               <w:top w:w="80" w:type="dxa"/>
               <w:left w:w="80" w:type="dxa"/>
@@ -5587,7 +5667,7 @@
         </w:tc>
         <w:tc>
           <w:tcPr>
-            <w:tcW w:type="dxa" w:w="4673"/>
+            <w:tcW w:type="dxa" w:w="4778"/>
             <w:tcMar>
               <w:top w:w="80" w:type="dxa"/>
               <w:left w:w="80" w:type="dxa"/>
@@ -5612,7 +5692,7 @@
         </w:tc>
         <w:tc>
           <w:tcPr>
-            <w:tcW w:type="dxa" w:w="2011"/>
+            <w:tcW w:type="dxa" w:w="1932"/>
             <w:tcMar>
               <w:top w:w="80" w:type="dxa"/>
               <w:left w:w="80" w:type="dxa"/>
@@ -5642,7 +5722,7 @@
         </w:trPr>
         <w:tc>
           <w:tcPr>
-            <w:tcW w:type="dxa" w:w="2670"/>
+            <w:tcW w:type="dxa" w:w="2644"/>
             <w:tcMar>
               <w:top w:w="80" w:type="dxa"/>
               <w:left w:w="80" w:type="dxa"/>
@@ -5667,7 +5747,7 @@
         </w:tc>
         <w:tc>
           <w:tcPr>
-            <w:tcW w:type="dxa" w:w="4673"/>
+            <w:tcW w:type="dxa" w:w="4778"/>
             <w:tcMar>
               <w:top w:w="80" w:type="dxa"/>
               <w:left w:w="80" w:type="dxa"/>
@@ -5692,7 +5772,7 @@
         </w:tc>
         <w:tc>
           <w:tcPr>
-            <w:tcW w:type="dxa" w:w="2011"/>
+            <w:tcW w:type="dxa" w:w="1932"/>
             <w:tcMar>
               <w:top w:w="80" w:type="dxa"/>
               <w:left w:w="80" w:type="dxa"/>
@@ -5722,7 +5802,7 @@
         </w:trPr>
         <w:tc>
           <w:tcPr>
-            <w:tcW w:type="dxa" w:w="2670"/>
+            <w:tcW w:type="dxa" w:w="2644"/>
             <w:tcMar>
               <w:top w:w="80" w:type="dxa"/>
               <w:left w:w="80" w:type="dxa"/>
@@ -5747,7 +5827,7 @@
         </w:tc>
         <w:tc>
           <w:tcPr>
-            <w:tcW w:type="dxa" w:w="4673"/>
+            <w:tcW w:type="dxa" w:w="4778"/>
             <w:tcMar>
               <w:top w:w="80" w:type="dxa"/>
               <w:left w:w="80" w:type="dxa"/>
@@ -5772,7 +5852,7 @@
         </w:tc>
         <w:tc>
           <w:tcPr>
-            <w:tcW w:type="dxa" w:w="2011"/>
+            <w:tcW w:type="dxa" w:w="1932"/>
             <w:tcMar>
               <w:top w:w="80" w:type="dxa"/>
               <w:left w:w="80" w:type="dxa"/>
@@ -5802,7 +5882,7 @@
         </w:trPr>
         <w:tc>
           <w:tcPr>
-            <w:tcW w:type="dxa" w:w="2670"/>
+            <w:tcW w:type="dxa" w:w="2644"/>
             <w:tcMar>
               <w:top w:w="80" w:type="dxa"/>
               <w:left w:w="80" w:type="dxa"/>
@@ -5827,7 +5907,7 @@
         </w:tc>
         <w:tc>
           <w:tcPr>
-            <w:tcW w:type="dxa" w:w="4673"/>
+            <w:tcW w:type="dxa" w:w="4778"/>
             <w:tcMar>
               <w:top w:w="80" w:type="dxa"/>
               <w:left w:w="80" w:type="dxa"/>
@@ -5852,7 +5932,7 @@
         </w:tc>
         <w:tc>
           <w:tcPr>
-            <w:tcW w:type="dxa" w:w="2011"/>
+            <w:tcW w:type="dxa" w:w="1932"/>
             <w:tcMar>
               <w:top w:w="80" w:type="dxa"/>
               <w:left w:w="80" w:type="dxa"/>
@@ -5882,7 +5962,7 @@
         </w:trPr>
         <w:tc>
           <w:tcPr>
-            <w:tcW w:type="dxa" w:w="2670"/>
+            <w:tcW w:type="dxa" w:w="2644"/>
             <w:tcMar>
               <w:top w:w="80" w:type="dxa"/>
               <w:left w:w="80" w:type="dxa"/>
@@ -5907,7 +5987,7 @@
         </w:tc>
         <w:tc>
           <w:tcPr>
-            <w:tcW w:type="dxa" w:w="4673"/>
+            <w:tcW w:type="dxa" w:w="4778"/>
             <w:tcMar>
               <w:top w:w="80" w:type="dxa"/>
               <w:left w:w="80" w:type="dxa"/>
@@ -5932,7 +6012,7 @@
         </w:tc>
         <w:tc>
           <w:tcPr>
-            <w:tcW w:type="dxa" w:w="2011"/>
+            <w:tcW w:type="dxa" w:w="1932"/>
             <w:tcMar>
               <w:top w:w="80" w:type="dxa"/>
               <w:left w:w="80" w:type="dxa"/>
@@ -5962,7 +6042,7 @@
         </w:trPr>
         <w:tc>
           <w:tcPr>
-            <w:tcW w:type="dxa" w:w="2670"/>
+            <w:tcW w:type="dxa" w:w="2644"/>
             <w:tcMar>
               <w:top w:w="80" w:type="dxa"/>
               <w:left w:w="80" w:type="dxa"/>
@@ -5987,7 +6067,7 @@
         </w:tc>
         <w:tc>
           <w:tcPr>
-            <w:tcW w:type="dxa" w:w="4673"/>
+            <w:tcW w:type="dxa" w:w="4778"/>
             <w:tcMar>
               <w:top w:w="80" w:type="dxa"/>
               <w:left w:w="80" w:type="dxa"/>
@@ -6012,7 +6092,7 @@
         </w:tc>
         <w:tc>
           <w:tcPr>
-            <w:tcW w:type="dxa" w:w="2011"/>
+            <w:tcW w:type="dxa" w:w="1932"/>
             <w:tcMar>
               <w:top w:w="80" w:type="dxa"/>
               <w:left w:w="80" w:type="dxa"/>
@@ -6042,7 +6122,7 @@
         </w:trPr>
         <w:tc>
           <w:tcPr>
-            <w:tcW w:type="dxa" w:w="2670"/>
+            <w:tcW w:type="dxa" w:w="2644"/>
             <w:tcMar>
               <w:top w:w="80" w:type="dxa"/>
               <w:left w:w="80" w:type="dxa"/>
@@ -6067,7 +6147,7 @@
         </w:tc>
         <w:tc>
           <w:tcPr>
-            <w:tcW w:type="dxa" w:w="4673"/>
+            <w:tcW w:type="dxa" w:w="4778"/>
             <w:tcMar>
               <w:top w:w="80" w:type="dxa"/>
               <w:left w:w="80" w:type="dxa"/>
@@ -6092,7 +6172,7 @@
         </w:tc>
         <w:tc>
           <w:tcPr>
-            <w:tcW w:type="dxa" w:w="2011"/>
+            <w:tcW w:type="dxa" w:w="1932"/>
             <w:tcMar>
               <w:top w:w="80" w:type="dxa"/>
               <w:left w:w="80" w:type="dxa"/>
